--- a/builds/sm3/u0/Unit 0 Lesson 1.docx
+++ b/builds/sm3/u0/Unit 0 Lesson 1.docx
@@ -9,18 +9,20 @@
       <w:r>
         <w:rPr>
           <w:b/>
-          <w:sz w:val="28"/>
+          <w:color w:val="143A6B"/>
+          <w:sz w:val="32"/>
         </w:rPr>
         <w:t>Unit 0 Lesson 1</w:t>
       </w:r>
     </w:p>
     <w:p>
       <w:pPr>
-        <w:spacing w:after="80"/>
+        <w:spacing w:after="120"/>
       </w:pPr>
       <w:r>
         <w:rPr>
           <w:b/>
+          <w:color w:val="B13E0F"/>
           <w:sz w:val="22"/>
         </w:rPr>
         <w:t>Topic: Meet The Explorers: upstairs, downstairs, cellar; numbers 21–100</w:t>
@@ -33,6 +35,7 @@
       <w:r>
         <w:rPr>
           <w:b/>
+          <w:color w:val="143A6B"/>
           <w:sz w:val="20"/>
         </w:rPr>
         <w:t>Aims:</w:t>
@@ -45,9 +48,10 @@
       <w:r>
         <w:rPr>
           <w:b w:val="0"/>
+          <w:color w:val="1F2937"/>
           <w:sz w:val="20"/>
         </w:rPr>
-        <w:t>Meet the characters of the course</w:t>
+        <w:t>•  Meet the characters of the course</w:t>
       </w:r>
     </w:p>
     <w:p>
@@ -57,9 +61,10 @@
       <w:r>
         <w:rPr>
           <w:b w:val="0"/>
+          <w:color w:val="1F2937"/>
           <w:sz w:val="20"/>
         </w:rPr>
-        <w:t>Learn new words: upstairs, downstairs, cellar</w:t>
+        <w:t>•  Learn new words: upstairs, downstairs, cellar</w:t>
       </w:r>
     </w:p>
     <w:p>
@@ -69,9 +74,10 @@
       <w:r>
         <w:rPr>
           <w:b w:val="0"/>
+          <w:color w:val="1F2937"/>
           <w:sz w:val="20"/>
         </w:rPr>
-        <w:t>Revise numbers 21–100</w:t>
+        <w:t>•  Revise numbers 21–100</w:t>
       </w:r>
     </w:p>
     <w:p>
@@ -81,6 +87,7 @@
       <w:r>
         <w:rPr>
           <w:b w:val="0"/>
+          <w:color w:val="1F2937"/>
           <w:sz w:val="20"/>
         </w:rPr>
       </w:r>
@@ -92,6 +99,7 @@
       <w:r>
         <w:rPr>
           <w:b/>
+          <w:color w:val="143A6B"/>
           <w:sz w:val="20"/>
         </w:rPr>
         <w:t>HOMEWORK:</w:t>
@@ -103,7 +111,8 @@
       </w:pPr>
       <w:r>
         <w:rPr>
-          <w:b w:val="0"/>
+          <w:b/>
+          <w:color w:val="1F2937"/>
           <w:sz w:val="20"/>
         </w:rPr>
         <w:t>Домашнее задание на платформе. Название: SM3 Unit 0 Homework 1</w:t>
@@ -116,6 +125,7 @@
       <w:r>
         <w:rPr>
           <w:b w:val="0"/>
+          <w:color w:val="1F2937"/>
           <w:sz w:val="20"/>
         </w:rPr>
         <w:t>Зайдите на платформу, добавьте урок, войдите в Мой класс и впишите домашнее задание.</w:t>
@@ -127,27 +137,44 @@
         <w:tblW w:type="auto" w:w="0"/>
         <w:tblLayout w:type="fixed"/>
         <w:tblLook w:firstColumn="1" w:firstRow="1" w:lastColumn="0" w:lastRow="0" w:noHBand="0" w:noVBand="1" w:val="04A0"/>
+        <w:tblBorders>
+          <w:top w:val="single" w:sz="4" w:space="0" w:color="C9D4E4"/>
+          <w:left w:val="single" w:sz="4" w:space="0" w:color="C9D4E4"/>
+          <w:bottom w:val="single" w:sz="4" w:space="0" w:color="C9D4E4"/>
+          <w:right w:val="single" w:sz="4" w:space="0" w:color="C9D4E4"/>
+          <w:insideH w:val="single" w:sz="4" w:space="0" w:color="C9D4E4"/>
+          <w:insideV w:val="single" w:sz="4" w:space="0" w:color="C9D4E4"/>
+        </w:tblBorders>
+        <w:tblCellMar>
+          <w:top w:w="60" w:type="dxa"/>
+          <w:left w:w="90" w:type="dxa"/>
+          <w:bottom w:w="60" w:type="dxa"/>
+          <w:right w:w="90" w:type="dxa"/>
+        </w:tblCellMar>
+        <w:tblLayout w:type="fixed"/>
       </w:tblPr>
       <w:tblGrid>
-        <w:gridCol w:w="3501"/>
-        <w:gridCol w:w="3501"/>
-        <w:gridCol w:w="3501"/>
-        <w:gridCol w:w="3501"/>
+        <w:gridCol w:w="1474"/>
+        <w:gridCol w:w="1020"/>
+        <w:gridCol w:w="7314"/>
+        <w:gridCol w:w="4195"/>
       </w:tblGrid>
       <w:tr>
         <w:tc>
           <w:tcPr>
-            <w:tcW w:type="dxa" w:w="1417"/>
+            <w:tcW w:type="dxa" w:w="1474"/>
+            <w:shd w:val="clear" w:color="auto" w:fill="1F3A6B"/>
           </w:tcPr>
           <w:p>
             <w:pPr>
-              <w:spacing w:after="20"/>
+              <w:spacing w:after="40"/>
             </w:pPr>
             <w:r/>
             <w:r>
               <w:rPr>
                 <w:b/>
-                <w:sz w:val="18"/>
+                <w:color w:val="FFFFFF"/>
+                <w:sz w:val="20"/>
               </w:rPr>
               <w:t>Stage</w:t>
             </w:r>
@@ -155,17 +182,20 @@
         </w:tc>
         <w:tc>
           <w:tcPr>
-            <w:tcW w:type="dxa" w:w="1247"/>
+            <w:tcW w:type="dxa" w:w="1020"/>
+            <w:shd w:val="clear" w:color="auto" w:fill="1F3A6B"/>
           </w:tcPr>
           <w:p>
             <w:pPr>
-              <w:spacing w:after="20"/>
+              <w:spacing w:after="40"/>
+              <w:jc w:val="center"/>
             </w:pPr>
             <w:r/>
             <w:r>
               <w:rPr>
                 <w:b/>
-                <w:sz w:val="18"/>
+                <w:color w:val="FFFFFF"/>
+                <w:sz w:val="20"/>
               </w:rPr>
               <w:t>Time</w:t>
             </w:r>
@@ -173,17 +203,19 @@
         </w:tc>
         <w:tc>
           <w:tcPr>
-            <w:tcW w:type="dxa" w:w="7087"/>
+            <w:tcW w:type="dxa" w:w="7313"/>
+            <w:shd w:val="clear" w:color="auto" w:fill="1F3A6B"/>
           </w:tcPr>
           <w:p>
             <w:pPr>
-              <w:spacing w:after="20"/>
+              <w:spacing w:after="40"/>
             </w:pPr>
             <w:r/>
             <w:r>
               <w:rPr>
                 <w:b/>
-                <w:sz w:val="18"/>
+                <w:color w:val="FFFFFF"/>
+                <w:sz w:val="20"/>
               </w:rPr>
               <w:t>Tasks</w:t>
             </w:r>
@@ -191,17 +223,19 @@
         </w:tc>
         <w:tc>
           <w:tcPr>
-            <w:tcW w:type="dxa" w:w="4819"/>
+            <w:tcW w:type="dxa" w:w="4195"/>
+            <w:shd w:val="clear" w:color="auto" w:fill="1F3A6B"/>
           </w:tcPr>
           <w:p>
             <w:pPr>
-              <w:spacing w:after="20"/>
+              <w:spacing w:after="40"/>
             </w:pPr>
             <w:r/>
             <w:r>
               <w:rPr>
                 <w:b/>
-                <w:sz w:val="18"/>
+                <w:color w:val="FFFFFF"/>
+                <w:sz w:val="20"/>
               </w:rPr>
               <w:t>Alternative</w:t>
             </w:r>
@@ -211,17 +245,19 @@
       <w:tr>
         <w:tc>
           <w:tcPr>
-            <w:tcW w:type="dxa" w:w="1417"/>
+            <w:tcW w:type="dxa" w:w="1474"/>
+            <w:shd w:val="clear" w:color="auto" w:fill="F3F7FC"/>
           </w:tcPr>
           <w:p>
             <w:pPr>
-              <w:spacing w:after="20"/>
+              <w:spacing w:after="40"/>
             </w:pPr>
             <w:r/>
             <w:r>
               <w:rPr>
                 <w:b/>
-                <w:sz w:val="18"/>
+                <w:color w:val="143A6B"/>
+                <w:sz w:val="20"/>
               </w:rPr>
               <w:t>Warm-up</w:t>
             </w:r>
@@ -229,17 +265,19 @@
         </w:tc>
         <w:tc>
           <w:tcPr>
-            <w:tcW w:type="dxa" w:w="1247"/>
+            <w:tcW w:type="dxa" w:w="1020"/>
           </w:tcPr>
           <w:p>
             <w:pPr>
-              <w:spacing w:after="20"/>
+              <w:spacing w:after="40"/>
+              <w:jc w:val="center"/>
             </w:pPr>
             <w:r/>
             <w:r>
               <w:rPr>
-                <w:b w:val="0"/>
-                <w:sz w:val="18"/>
+                <w:b/>
+                <w:color w:val="143A6B"/>
+                <w:sz w:val="20"/>
               </w:rPr>
               <w:t>3-5</w:t>
             </w:r>
@@ -247,17 +285,19 @@
         </w:tc>
         <w:tc>
           <w:tcPr>
-            <w:tcW w:type="dxa" w:w="7087"/>
+            <w:tcW w:type="dxa" w:w="7313"/>
           </w:tcPr>
           <w:p>
             <w:pPr>
-              <w:spacing w:after="20"/>
+              <w:spacing w:after="40"/>
             </w:pPr>
             <w:r/>
             <w:r>
               <w:rPr>
                 <w:b w:val="0"/>
-                <w:sz w:val="18"/>
+                <w:i w:val="0"/>
+                <w:color w:val="1F2937"/>
+                <w:sz w:val="19"/>
               </w:rPr>
               <w:t>Ask students about their mood, if they have anything new, anything interesting, etc.</w:t>
             </w:r>
@@ -265,28 +305,33 @@
         </w:tc>
         <w:tc>
           <w:tcPr>
-            <w:tcW w:type="dxa" w:w="4819"/>
+            <w:tcW w:type="dxa" w:w="4195"/>
           </w:tcPr>
           <w:p>
             <w:pPr>
-              <w:spacing w:after="20"/>
+              <w:spacing w:after="40"/>
             </w:pPr>
             <w:r/>
-            <w:r>
-              <w:rPr>
-                <w:b w:val="0"/>
-                <w:sz w:val="18"/>
-              </w:rPr>
-              <w:t>Baamboozle - name 3 https://www.baamboozle.com/game/202322</w:t>
-            </w:r>
+            <w:hyperlink r:id="rId9">
+              <w:r>
+                <w:rPr>
+                  <w:color w:val="1155CC"/>
+                  <w:sz w:val="18"/>
+                  <w:u w:val="single"/>
+                </w:rPr>
+                <w:t xml:space="preserve">Baamboozle — name 3</w:t>
+              </w:r>
+            </w:hyperlink>
           </w:p>
           <w:p>
             <w:pPr>
-              <w:spacing w:after="20"/>
+              <w:spacing w:after="40"/>
             </w:pPr>
             <w:r>
               <w:rPr>
                 <w:b w:val="0"/>
+                <w:i/>
+                <w:color w:val="5A6372"/>
                 <w:sz w:val="18"/>
               </w:rPr>
               <w:t>Hangman</w:t>
@@ -294,11 +339,13 @@
           </w:p>
           <w:p>
             <w:pPr>
-              <w:spacing w:after="20"/>
+              <w:spacing w:after="40"/>
             </w:pPr>
             <w:r>
               <w:rPr>
                 <w:b w:val="0"/>
+                <w:i/>
+                <w:color w:val="5A6372"/>
                 <w:sz w:val="18"/>
               </w:rPr>
               <w:t>“Simon says…”</w:t>
@@ -309,17 +356,19 @@
       <w:tr>
         <w:tc>
           <w:tcPr>
-            <w:tcW w:type="dxa" w:w="1417"/>
+            <w:tcW w:type="dxa" w:w="1474"/>
+            <w:shd w:val="clear" w:color="auto" w:fill="F3F7FC"/>
           </w:tcPr>
           <w:p>
             <w:pPr>
-              <w:spacing w:after="20"/>
+              <w:spacing w:after="40"/>
             </w:pPr>
             <w:r/>
             <w:r>
               <w:rPr>
                 <w:b/>
-                <w:sz w:val="18"/>
+                <w:color w:val="143A6B"/>
+                <w:sz w:val="20"/>
               </w:rPr>
               <w:t>Revision\HW check</w:t>
             </w:r>
@@ -327,17 +376,19 @@
         </w:tc>
         <w:tc>
           <w:tcPr>
-            <w:tcW w:type="dxa" w:w="1247"/>
+            <w:tcW w:type="dxa" w:w="1020"/>
           </w:tcPr>
           <w:p>
             <w:pPr>
-              <w:spacing w:after="20"/>
+              <w:spacing w:after="40"/>
+              <w:jc w:val="center"/>
             </w:pPr>
             <w:r/>
             <w:r>
               <w:rPr>
-                <w:b w:val="0"/>
-                <w:sz w:val="18"/>
+                <w:b/>
+                <w:color w:val="143A6B"/>
+                <w:sz w:val="20"/>
               </w:rPr>
               <w:t>5</w:t>
             </w:r>
@@ -345,17 +396,19 @@
         </w:tc>
         <w:tc>
           <w:tcPr>
-            <w:tcW w:type="dxa" w:w="7087"/>
+            <w:tcW w:type="dxa" w:w="7313"/>
           </w:tcPr>
           <w:p>
             <w:pPr>
-              <w:spacing w:after="20"/>
+              <w:spacing w:after="40"/>
             </w:pPr>
             <w:r/>
             <w:r>
               <w:rPr>
                 <w:b w:val="0"/>
-                <w:sz w:val="18"/>
+                <w:i w:val="0"/>
+                <w:color w:val="1F2937"/>
+                <w:sz w:val="19"/>
               </w:rPr>
               <w:t>Start of the course - no homework.</w:t>
             </w:r>
@@ -363,107 +416,113 @@
         </w:tc>
         <w:tc>
           <w:tcPr>
-            <w:tcW w:type="dxa" w:w="4819"/>
+            <w:tcW w:type="dxa" w:w="4195"/>
           </w:tcPr>
           <w:p>
             <w:pPr>
-              <w:spacing w:after="20"/>
+              <w:spacing w:after="40"/>
             </w:pPr>
             <w:r/>
-            <w:r>
-              <w:rPr>
-                <w:b w:val="0"/>
-                <w:sz w:val="18"/>
-              </w:rPr>
-            </w:r>
           </w:p>
         </w:tc>
       </w:tr>
       <w:tr>
         <w:tc>
           <w:tcPr>
-            <w:tcW w:type="dxa" w:w="1417"/>
+            <w:tcW w:type="dxa" w:w="1474"/>
+            <w:shd w:val="clear" w:color="auto" w:fill="F3F7FC"/>
           </w:tcPr>
           <w:p>
             <w:pPr>
-              <w:spacing w:after="20"/>
+              <w:spacing w:after="40"/>
             </w:pPr>
             <w:r/>
             <w:r>
               <w:rPr>
                 <w:b/>
-                <w:sz w:val="18"/>
+                <w:color w:val="143A6B"/>
+                <w:sz w:val="20"/>
               </w:rPr>
-              <w:t>PlAN of the lesson</w:t>
+              <w:t>PLAN of the lesson</w:t>
             </w:r>
           </w:p>
         </w:tc>
         <w:tc>
           <w:tcPr>
-            <w:tcW w:type="dxa" w:w="1247"/>
+            <w:tcW w:type="dxa" w:w="1020"/>
           </w:tcPr>
           <w:p>
             <w:pPr>
-              <w:spacing w:after="20"/>
+              <w:spacing w:after="40"/>
+              <w:jc w:val="center"/>
             </w:pPr>
             <w:r/>
             <w:r>
               <w:rPr>
-                <w:b w:val="0"/>
-                <w:sz w:val="18"/>
+                <w:b/>
+                <w:color w:val="143A6B"/>
+                <w:sz w:val="20"/>
               </w:rPr>
             </w:r>
           </w:p>
         </w:tc>
         <w:tc>
           <w:tcPr>
-            <w:tcW w:type="dxa" w:w="7087"/>
+            <w:tcW w:type="dxa" w:w="7313"/>
           </w:tcPr>
           <w:p>
             <w:pPr>
-              <w:spacing w:after="20"/>
+              <w:spacing w:after="40"/>
             </w:pPr>
             <w:r/>
             <w:r>
               <w:rPr>
                 <w:b w:val="0"/>
-                <w:sz w:val="18"/>
+                <w:i w:val="0"/>
+                <w:color w:val="1F2937"/>
+                <w:sz w:val="19"/>
               </w:rPr>
               <w:t>Meet the characters</w:t>
             </w:r>
           </w:p>
           <w:p>
             <w:pPr>
-              <w:spacing w:after="20"/>
+              <w:spacing w:after="40"/>
             </w:pPr>
             <w:r>
               <w:rPr>
                 <w:b w:val="0"/>
-                <w:sz w:val="18"/>
+                <w:i w:val="0"/>
+                <w:color w:val="1F2937"/>
+                <w:sz w:val="19"/>
               </w:rPr>
               <w:t>Learn new words</w:t>
             </w:r>
           </w:p>
           <w:p>
             <w:pPr>
-              <w:spacing w:after="20"/>
+              <w:spacing w:after="40"/>
             </w:pPr>
             <w:r>
               <w:rPr>
                 <w:b w:val="0"/>
-                <w:sz w:val="18"/>
+                <w:i w:val="0"/>
+                <w:color w:val="1F2937"/>
+                <w:sz w:val="19"/>
               </w:rPr>
               <w:t>Revise numbers</w:t>
             </w:r>
           </w:p>
           <w:p>
             <w:pPr>
-              <w:spacing w:after="20"/>
+              <w:spacing w:after="40"/>
             </w:pPr>
             <w:r>
               <w:rPr>
                 <w:b w:val="0"/>
-                <w:sz w:val="18"/>
+                <w:i w:val="0"/>
+                <w:color w:val="1F2937"/>
+                <w:sz w:val="19"/>
               </w:rPr>
               <w:t>Play and have fun</w:t>
             </w:r>
@@ -471,36 +530,32 @@
         </w:tc>
         <w:tc>
           <w:tcPr>
-            <w:tcW w:type="dxa" w:w="4819"/>
+            <w:tcW w:type="dxa" w:w="4195"/>
           </w:tcPr>
           <w:p>
             <w:pPr>
-              <w:spacing w:after="20"/>
+              <w:spacing w:after="40"/>
             </w:pPr>
             <w:r/>
-            <w:r>
-              <w:rPr>
-                <w:b w:val="0"/>
-                <w:sz w:val="18"/>
-              </w:rPr>
-            </w:r>
           </w:p>
         </w:tc>
       </w:tr>
       <w:tr>
         <w:tc>
           <w:tcPr>
-            <w:tcW w:type="dxa" w:w="1417"/>
+            <w:tcW w:type="dxa" w:w="1474"/>
+            <w:shd w:val="clear" w:color="auto" w:fill="F3F7FC"/>
           </w:tcPr>
           <w:p>
             <w:pPr>
-              <w:spacing w:after="20"/>
+              <w:spacing w:after="40"/>
             </w:pPr>
             <w:r/>
             <w:r>
               <w:rPr>
                 <w:b/>
-                <w:sz w:val="18"/>
+                <w:color w:val="143A6B"/>
+                <w:sz w:val="20"/>
               </w:rPr>
               <w:t>LEAD in</w:t>
             </w:r>
@@ -508,17 +563,19 @@
         </w:tc>
         <w:tc>
           <w:tcPr>
-            <w:tcW w:type="dxa" w:w="1247"/>
+            <w:tcW w:type="dxa" w:w="1020"/>
           </w:tcPr>
           <w:p>
             <w:pPr>
-              <w:spacing w:after="20"/>
+              <w:spacing w:after="40"/>
+              <w:jc w:val="center"/>
             </w:pPr>
             <w:r/>
             <w:r>
               <w:rPr>
-                <w:b w:val="0"/>
-                <w:sz w:val="18"/>
+                <w:b/>
+                <w:color w:val="143A6B"/>
+                <w:sz w:val="20"/>
               </w:rPr>
               <w:t>2-5</w:t>
             </w:r>
@@ -526,41 +583,56 @@
         </w:tc>
         <w:tc>
           <w:tcPr>
-            <w:tcW w:type="dxa" w:w="7087"/>
+            <w:tcW w:type="dxa" w:w="7313"/>
           </w:tcPr>
           <w:p>
             <w:pPr>
-              <w:spacing w:after="20"/>
+              <w:spacing w:after="40"/>
             </w:pPr>
             <w:r/>
             <w:r>
               <w:rPr>
+                <w:b/>
+                <w:i w:val="0"/>
+                <w:color w:val="143A6B"/>
+                <w:sz w:val="19"/>
+              </w:rPr>
+              <w:t>SB p. 4</w:t>
+            </w:r>
+            <w:r>
+              <w:rPr>
                 <w:b w:val="0"/>
-                <w:sz w:val="18"/>
+                <w:i w:val="0"/>
+                <w:color w:val="1F2937"/>
+                <w:sz w:val="19"/>
               </w:rPr>
-              <w:t>SB p. 4 - look at the picture, books closed is not needed here. Ask:</w:t>
+              <w:t xml:space="preserve"> - look at the picture, books closed is not needed here. Ask:</w:t>
             </w:r>
           </w:p>
           <w:p>
             <w:pPr>
-              <w:spacing w:after="20"/>
+              <w:spacing w:after="40"/>
             </w:pPr>
             <w:r>
               <w:rPr>
                 <w:b w:val="0"/>
-                <w:sz w:val="18"/>
+                <w:i w:val="0"/>
+                <w:color w:val="1F2937"/>
+                <w:sz w:val="19"/>
               </w:rPr>
               <w:t>Who can you see? Where are they? What is the dog doing?</w:t>
             </w:r>
           </w:p>
           <w:p>
             <w:pPr>
-              <w:spacing w:after="20"/>
+              <w:spacing w:after="40"/>
             </w:pPr>
             <w:r>
               <w:rPr>
                 <w:b w:val="0"/>
-                <w:sz w:val="18"/>
+                <w:i w:val="0"/>
+                <w:color w:val="1F2937"/>
+                <w:sz w:val="19"/>
               </w:rPr>
               <w:t>Then read the text about The Explorers together and ask: What do Ben and Lucy do? Do you like adventures?</w:t>
             </w:r>
@@ -568,16 +640,18 @@
         </w:tc>
         <w:tc>
           <w:tcPr>
-            <w:tcW w:type="dxa" w:w="4819"/>
+            <w:tcW w:type="dxa" w:w="4195"/>
           </w:tcPr>
           <w:p>
             <w:pPr>
-              <w:spacing w:after="20"/>
+              <w:spacing w:after="40"/>
             </w:pPr>
             <w:r/>
             <w:r>
               <w:rPr>
                 <w:b w:val="0"/>
+                <w:i/>
+                <w:color w:val="5A6372"/>
                 <w:sz w:val="18"/>
               </w:rPr>
               <w:t>Show the picture of a castle and ask what can be inside.</w:t>
@@ -588,17 +662,19 @@
       <w:tr>
         <w:tc>
           <w:tcPr>
-            <w:tcW w:type="dxa" w:w="1417"/>
+            <w:tcW w:type="dxa" w:w="1474"/>
+            <w:shd w:val="clear" w:color="auto" w:fill="F3F7FC"/>
           </w:tcPr>
           <w:p>
             <w:pPr>
-              <w:spacing w:after="20"/>
+              <w:spacing w:after="40"/>
             </w:pPr>
             <w:r/>
             <w:r>
               <w:rPr>
                 <w:b/>
-                <w:sz w:val="18"/>
+                <w:color w:val="143A6B"/>
+                <w:sz w:val="20"/>
               </w:rPr>
               <w:t>Presentation</w:t>
             </w:r>
@@ -606,17 +682,19 @@
         </w:tc>
         <w:tc>
           <w:tcPr>
-            <w:tcW w:type="dxa" w:w="1247"/>
+            <w:tcW w:type="dxa" w:w="1020"/>
           </w:tcPr>
           <w:p>
             <w:pPr>
-              <w:spacing w:after="20"/>
+              <w:spacing w:after="40"/>
+              <w:jc w:val="center"/>
             </w:pPr>
             <w:r/>
             <w:r>
               <w:rPr>
-                <w:b w:val="0"/>
-                <w:sz w:val="18"/>
+                <w:b/>
+                <w:color w:val="143A6B"/>
+                <w:sz w:val="20"/>
               </w:rPr>
               <w:t>10-15</w:t>
             </w:r>
@@ -624,53 +702,89 @@
         </w:tc>
         <w:tc>
           <w:tcPr>
-            <w:tcW w:type="dxa" w:w="7087"/>
+            <w:tcW w:type="dxa" w:w="7313"/>
           </w:tcPr>
           <w:p>
             <w:pPr>
-              <w:spacing w:after="20"/>
+              <w:spacing w:after="40"/>
             </w:pPr>
             <w:r/>
             <w:r>
               <w:rPr>
                 <w:b w:val="0"/>
-                <w:sz w:val="18"/>
+                <w:i w:val="0"/>
+                <w:color w:val="1F2937"/>
+                <w:sz w:val="19"/>
               </w:rPr>
-              <w:t>Pre-teach the words with pictures (match the word to the picture): https://wordwall.net/resource/4108558/english/sm3-unit-0</w:t>
+              <w:t xml:space="preserve">Pre-teach the words with pictures (match the word to the picture): </w:t>
+            </w:r>
+            <w:hyperlink r:id="rId10">
+              <w:r>
+                <w:rPr>
+                  <w:color w:val="1155CC"/>
+                  <w:sz w:val="19"/>
+                  <w:u w:val="single"/>
+                </w:rPr>
+                <w:t xml:space="preserve">Wordwall — соедини слово с картинкой</w:t>
+              </w:r>
+            </w:hyperlink>
+          </w:p>
+          <w:p>
+            <w:pPr>
+              <w:spacing w:after="40"/>
+            </w:pPr>
+            <w:r>
+              <w:rPr>
+                <w:b/>
+                <w:i w:val="0"/>
+                <w:color w:val="143A6B"/>
+                <w:sz w:val="19"/>
+              </w:rPr>
+              <w:t>SB p. 4 ex. 1</w:t>
+            </w:r>
+            <w:r>
+              <w:rPr>
+                <w:b w:val="0"/>
+                <w:i w:val="0"/>
+                <w:color w:val="1F2937"/>
+                <w:sz w:val="19"/>
+              </w:rPr>
+              <w:t xml:space="preserve"> (audio 001) - listen and say the words: upstairs, twenty-one – fifty, downstairs, fifty-one – one hundred, cellar.</w:t>
             </w:r>
           </w:p>
           <w:p>
             <w:pPr>
-              <w:spacing w:after="20"/>
+              <w:spacing w:after="40"/>
+            </w:pPr>
+            <w:r>
+              <w:rPr>
+                <w:b/>
+                <w:i w:val="0"/>
+                <w:color w:val="B13E0F"/>
+                <w:sz w:val="19"/>
+              </w:rPr>
+              <w:t>CCQ:</w:t>
+            </w:r>
+            <w:r>
+              <w:rPr>
+                <w:b w:val="0"/>
+                <w:i w:val="0"/>
+                <w:color w:val="1F2937"/>
+                <w:sz w:val="19"/>
+              </w:rPr>
+              <w:t xml:space="preserve"> Is the cellar under the house or on the top? Is it usually dark there? If my room is on the second floor, is it upstairs or downstairs?</w:t>
+            </w:r>
+          </w:p>
+          <w:p>
+            <w:pPr>
+              <w:spacing w:after="40"/>
             </w:pPr>
             <w:r>
               <w:rPr>
                 <w:b w:val="0"/>
-                <w:sz w:val="18"/>
-              </w:rPr>
-              <w:t>SB p. 4 ex. 1 (audio 001) - listen and say the words: upstairs, twenty-one – fifty, downstairs, fifty-one – one hundred, cellar.</w:t>
-            </w:r>
-          </w:p>
-          <w:p>
-            <w:pPr>
-              <w:spacing w:after="20"/>
-            </w:pPr>
-            <w:r>
-              <w:rPr>
-                <w:b w:val="0"/>
-                <w:sz w:val="18"/>
-              </w:rPr>
-              <w:t>CCQ: Is the cellar under the house or on the top? Is it usually dark there? If my room is on the second floor, is it upstairs or downstairs?</w:t>
-            </w:r>
-          </w:p>
-          <w:p>
-            <w:pPr>
-              <w:spacing w:after="20"/>
-            </w:pPr>
-            <w:r>
-              <w:rPr>
-                <w:b w:val="0"/>
-                <w:sz w:val="18"/>
+                <w:i w:val="0"/>
+                <w:color w:val="1F2937"/>
+                <w:sz w:val="19"/>
               </w:rPr>
               <w:t>Say a word - students point at it on the picture.</w:t>
             </w:r>
@@ -678,16 +792,18 @@
         </w:tc>
         <w:tc>
           <w:tcPr>
-            <w:tcW w:type="dxa" w:w="4819"/>
+            <w:tcW w:type="dxa" w:w="4195"/>
           </w:tcPr>
           <w:p>
             <w:pPr>
-              <w:spacing w:after="20"/>
+              <w:spacing w:after="40"/>
             </w:pPr>
             <w:r/>
             <w:r>
               <w:rPr>
                 <w:b w:val="0"/>
+                <w:i/>
+                <w:color w:val="5A6372"/>
                 <w:sz w:val="18"/>
               </w:rPr>
               <w:t>Draw a simple house on the board: top floor / ground floor / cellar, and put the words on it.</w:t>
@@ -698,17 +814,19 @@
       <w:tr>
         <w:tc>
           <w:tcPr>
-            <w:tcW w:type="dxa" w:w="1417"/>
+            <w:tcW w:type="dxa" w:w="1474"/>
+            <w:shd w:val="clear" w:color="auto" w:fill="F3F7FC"/>
           </w:tcPr>
           <w:p>
             <w:pPr>
-              <w:spacing w:after="20"/>
+              <w:spacing w:after="40"/>
             </w:pPr>
             <w:r/>
             <w:r>
               <w:rPr>
                 <w:b/>
-                <w:sz w:val="18"/>
+                <w:color w:val="143A6B"/>
+                <w:sz w:val="20"/>
               </w:rPr>
               <w:t>Controlled Practice</w:t>
             </w:r>
@@ -716,17 +834,19 @@
         </w:tc>
         <w:tc>
           <w:tcPr>
-            <w:tcW w:type="dxa" w:w="1247"/>
+            <w:tcW w:type="dxa" w:w="1020"/>
           </w:tcPr>
           <w:p>
             <w:pPr>
-              <w:spacing w:after="20"/>
+              <w:spacing w:after="40"/>
+              <w:jc w:val="center"/>
             </w:pPr>
             <w:r/>
             <w:r>
               <w:rPr>
-                <w:b w:val="0"/>
-                <w:sz w:val="18"/>
+                <w:b/>
+                <w:color w:val="143A6B"/>
+                <w:sz w:val="20"/>
               </w:rPr>
               <w:t>10-15</w:t>
             </w:r>
@@ -734,46 +854,80 @@
         </w:tc>
         <w:tc>
           <w:tcPr>
-            <w:tcW w:type="dxa" w:w="7087"/>
+            <w:tcW w:type="dxa" w:w="7313"/>
           </w:tcPr>
           <w:p>
             <w:pPr>
-              <w:spacing w:after="20"/>
+              <w:spacing w:after="40"/>
+            </w:pPr>
+            <w:r/>
+            <w:r>
+              <w:rPr>
+                <w:b/>
+                <w:i w:val="0"/>
+                <w:color w:val="143A6B"/>
+                <w:sz w:val="19"/>
+              </w:rPr>
+              <w:t>SB p. 4 ex. 2</w:t>
+            </w:r>
+            <w:r>
+              <w:rPr>
+                <w:b w:val="0"/>
+                <w:i w:val="0"/>
+                <w:color w:val="1F2937"/>
+                <w:sz w:val="19"/>
+              </w:rPr>
+              <w:t xml:space="preserve"> (audio 002) - listen and answer: What do Ben and Lucy want to find? Where are they? Where does Lucy want to go? Where is the cellar?</w:t>
+            </w:r>
+          </w:p>
+          <w:p>
+            <w:pPr>
+              <w:spacing w:after="40"/>
+            </w:pPr>
+            <w:r>
+              <w:rPr>
+                <w:b w:val="0"/>
+                <w:i w:val="0"/>
+                <w:color w:val="1F2937"/>
+                <w:sz w:val="19"/>
+              </w:rPr>
+              <w:t xml:space="preserve">Numbers: flashcards </w:t>
+            </w:r>
+            <w:hyperlink r:id="rId11">
+              <w:r>
+                <w:rPr>
+                  <w:color w:val="1155CC"/>
+                  <w:sz w:val="19"/>
+                  <w:u w:val="single"/>
+                </w:rPr>
+                <w:t xml:space="preserve">Wordwall — флеш-карточки чисел 0–100</w:t>
+              </w:r>
+            </w:hyperlink>
+            <w:r>
+              <w:rPr>
+                <w:b w:val="0"/>
+                <w:i w:val="0"/>
+                <w:color w:val="1F2937"/>
+                <w:sz w:val="19"/>
+              </w:rPr>
+              <w:t xml:space="preserve"> - open about 10 cards only, students read the number aloud. (не открывайте все карточки, 10 достаточно)</w:t>
+            </w:r>
+          </w:p>
+        </w:tc>
+        <w:tc>
+          <w:tcPr>
+            <w:tcW w:type="dxa" w:w="4195"/>
+          </w:tcPr>
+          <w:p>
+            <w:pPr>
+              <w:spacing w:after="40"/>
             </w:pPr>
             <w:r/>
             <w:r>
               <w:rPr>
                 <w:b w:val="0"/>
-                <w:sz w:val="18"/>
-              </w:rPr>
-              <w:t>SB p. 4 ex. 2 (audio 002) - listen and answer: What do Ben and Lucy want to find? Where are they? Where does Lucy want to go? Where is the cellar?</w:t>
-            </w:r>
-          </w:p>
-          <w:p>
-            <w:pPr>
-              <w:spacing w:after="20"/>
-            </w:pPr>
-            <w:r>
-              <w:rPr>
-                <w:b w:val="0"/>
-                <w:sz w:val="18"/>
-              </w:rPr>
-              <w:t>Numbers: flashcards https://wordwall.net/resource/121672835/numbers-0-100-flashcards - open about 10 cards only, students read the number aloud. (не открывайте все карточки, 10 достаточно)</w:t>
-            </w:r>
-          </w:p>
-        </w:tc>
-        <w:tc>
-          <w:tcPr>
-            <w:tcW w:type="dxa" w:w="4819"/>
-          </w:tcPr>
-          <w:p>
-            <w:pPr>
-              <w:spacing w:after="20"/>
-            </w:pPr>
-            <w:r/>
-            <w:r>
-              <w:rPr>
-                <w:b w:val="0"/>
+                <w:i/>
+                <w:color w:val="5A6372"/>
                 <w:sz w:val="18"/>
               </w:rPr>
               <w:t>Dictation: say 6 numbers (34, 48, 55, 67, 81, 100), students write them down and then read back.</w:t>
@@ -784,17 +938,19 @@
       <w:tr>
         <w:tc>
           <w:tcPr>
-            <w:tcW w:type="dxa" w:w="1417"/>
+            <w:tcW w:type="dxa" w:w="1474"/>
+            <w:shd w:val="clear" w:color="auto" w:fill="F3F7FC"/>
           </w:tcPr>
           <w:p>
             <w:pPr>
-              <w:spacing w:after="20"/>
+              <w:spacing w:after="40"/>
             </w:pPr>
             <w:r/>
             <w:r>
               <w:rPr>
                 <w:b/>
-                <w:sz w:val="18"/>
+                <w:color w:val="143A6B"/>
+                <w:sz w:val="20"/>
               </w:rPr>
               <w:t>Freer Practice</w:t>
             </w:r>
@@ -802,17 +958,19 @@
         </w:tc>
         <w:tc>
           <w:tcPr>
-            <w:tcW w:type="dxa" w:w="1247"/>
+            <w:tcW w:type="dxa" w:w="1020"/>
           </w:tcPr>
           <w:p>
             <w:pPr>
-              <w:spacing w:after="20"/>
+              <w:spacing w:after="40"/>
+              <w:jc w:val="center"/>
             </w:pPr>
             <w:r/>
             <w:r>
               <w:rPr>
-                <w:b w:val="0"/>
-                <w:sz w:val="18"/>
+                <w:b/>
+                <w:color w:val="143A6B"/>
+                <w:sz w:val="20"/>
               </w:rPr>
               <w:t>10-15</w:t>
             </w:r>
@@ -820,53 +978,70 @@
         </w:tc>
         <w:tc>
           <w:tcPr>
-            <w:tcW w:type="dxa" w:w="7087"/>
+            <w:tcW w:type="dxa" w:w="7313"/>
           </w:tcPr>
           <w:p>
             <w:pPr>
-              <w:spacing w:after="20"/>
+              <w:spacing w:after="40"/>
             </w:pPr>
             <w:r/>
             <w:r>
               <w:rPr>
+                <w:b/>
+                <w:i w:val="0"/>
+                <w:color w:val="B13E0F"/>
+                <w:sz w:val="19"/>
+              </w:rPr>
+              <w:t>SPEAKING</w:t>
+            </w:r>
+            <w:r>
+              <w:rPr>
                 <w:b w:val="0"/>
-                <w:sz w:val="18"/>
+                <w:i w:val="0"/>
+                <w:color w:val="1F2937"/>
+                <w:sz w:val="19"/>
               </w:rPr>
-              <w:t>SPEAKING - “Hide the treasure”.</w:t>
+              <w:t xml:space="preserve"> - “Hide the treasure”.</w:t>
             </w:r>
           </w:p>
           <w:p>
             <w:pPr>
-              <w:spacing w:after="20"/>
+              <w:spacing w:after="40"/>
             </w:pPr>
             <w:r>
               <w:rPr>
                 <w:b w:val="0"/>
-                <w:sz w:val="18"/>
+                <w:i w:val="0"/>
+                <w:color w:val="1F2937"/>
+                <w:sz w:val="19"/>
               </w:rPr>
               <w:t>Each student draws a quick house: upstairs, downstairs, cellar, and writes a room number from 21 to 100 in each part. Then they hide the treasure in one room and keep it secret.</w:t>
             </w:r>
           </w:p>
           <w:p>
             <w:pPr>
-              <w:spacing w:after="20"/>
+              <w:spacing w:after="40"/>
             </w:pPr>
             <w:r>
               <w:rPr>
                 <w:b w:val="0"/>
-                <w:sz w:val="18"/>
+                <w:i w:val="0"/>
+                <w:color w:val="1F2937"/>
+                <w:sz w:val="19"/>
               </w:rPr>
               <w:t>The others guess: Is it upstairs? Is it in room 45? - the owner answers Yes, it is / No, it isn’t. The one who guesses hides the treasure next.</w:t>
             </w:r>
           </w:p>
           <w:p>
             <w:pPr>
-              <w:spacing w:after="20"/>
+              <w:spacing w:after="40"/>
             </w:pPr>
             <w:r>
               <w:rPr>
                 <w:b w:val="0"/>
-                <w:sz w:val="18"/>
+                <w:i w:val="0"/>
+                <w:color w:val="1F2937"/>
+                <w:sz w:val="19"/>
               </w:rPr>
               <w:t>Model it yourself first: hide your treasure and let the students ask.</w:t>
             </w:r>
@@ -874,19 +1049,30 @@
         </w:tc>
         <w:tc>
           <w:tcPr>
-            <w:tcW w:type="dxa" w:w="4819"/>
+            <w:tcW w:type="dxa" w:w="4195"/>
           </w:tcPr>
           <w:p>
             <w:pPr>
-              <w:spacing w:after="20"/>
+              <w:spacing w:after="40"/>
             </w:pPr>
             <w:r/>
             <w:r>
               <w:rPr>
-                <w:b w:val="0"/>
+                <w:b/>
+                <w:i/>
+                <w:color w:val="143A6B"/>
                 <w:sz w:val="18"/>
               </w:rPr>
-              <w:t>SB p. 4 ex. 3 - close your book and play the memory game: Where’s …? - Upstairs.</w:t>
+              <w:t>SB p. 4 ex. 3</w:t>
+            </w:r>
+            <w:r>
+              <w:rPr>
+                <w:b w:val="0"/>
+                <w:i/>
+                <w:color w:val="5A6372"/>
+                <w:sz w:val="18"/>
+              </w:rPr>
+              <w:t xml:space="preserve"> - close your book and play the memory game: Where’s …? - Upstairs.</w:t>
             </w:r>
           </w:p>
         </w:tc>
@@ -894,17 +1080,19 @@
       <w:tr>
         <w:tc>
           <w:tcPr>
-            <w:tcW w:type="dxa" w:w="1417"/>
+            <w:tcW w:type="dxa" w:w="1474"/>
+            <w:shd w:val="clear" w:color="auto" w:fill="F3F7FC"/>
           </w:tcPr>
           <w:p>
             <w:pPr>
-              <w:spacing w:after="20"/>
+              <w:spacing w:after="40"/>
             </w:pPr>
             <w:r/>
             <w:r>
               <w:rPr>
                 <w:b/>
-                <w:sz w:val="18"/>
+                <w:color w:val="143A6B"/>
+                <w:sz w:val="20"/>
               </w:rPr>
               <w:t>Cooler</w:t>
             </w:r>
@@ -912,17 +1100,19 @@
         </w:tc>
         <w:tc>
           <w:tcPr>
-            <w:tcW w:type="dxa" w:w="1247"/>
+            <w:tcW w:type="dxa" w:w="1020"/>
           </w:tcPr>
           <w:p>
             <w:pPr>
-              <w:spacing w:after="20"/>
+              <w:spacing w:after="40"/>
+              <w:jc w:val="center"/>
             </w:pPr>
             <w:r/>
             <w:r>
               <w:rPr>
-                <w:b w:val="0"/>
-                <w:sz w:val="18"/>
+                <w:b/>
+                <w:color w:val="143A6B"/>
+                <w:sz w:val="20"/>
               </w:rPr>
               <w:t>5</w:t>
             </w:r>
@@ -930,17 +1120,19 @@
         </w:tc>
         <w:tc>
           <w:tcPr>
-            <w:tcW w:type="dxa" w:w="7087"/>
+            <w:tcW w:type="dxa" w:w="7313"/>
           </w:tcPr>
           <w:p>
             <w:pPr>
-              <w:spacing w:after="20"/>
+              <w:spacing w:after="40"/>
             </w:pPr>
             <w:r/>
             <w:r>
               <w:rPr>
                 <w:b w:val="0"/>
-                <w:sz w:val="18"/>
+                <w:i w:val="0"/>
+                <w:color w:val="1F2937"/>
+                <w:sz w:val="19"/>
               </w:rPr>
               <w:t>Number race: say a number (21-100), students write it as fast as they can and show you; then one student says a number and the others write.</w:t>
             </w:r>
@@ -948,72 +1140,90 @@
         </w:tc>
         <w:tc>
           <w:tcPr>
-            <w:tcW w:type="dxa" w:w="4819"/>
+            <w:tcW w:type="dxa" w:w="4195"/>
           </w:tcPr>
           <w:p>
             <w:pPr>
-              <w:spacing w:after="20"/>
+              <w:spacing w:after="40"/>
             </w:pPr>
             <w:r/>
             <w:r>
               <w:rPr>
                 <w:b w:val="0"/>
+                <w:i/>
+                <w:color w:val="5A6372"/>
                 <w:sz w:val="18"/>
               </w:rPr>
-              <w:t>Play a game https://www.baamboozle.com/game/202322</w:t>
+              <w:t xml:space="preserve">Play a game </w:t>
             </w:r>
+            <w:hyperlink r:id="rId9">
+              <w:r>
+                <w:rPr>
+                  <w:color w:val="1155CC"/>
+                  <w:sz w:val="18"/>
+                  <w:u w:val="single"/>
+                </w:rPr>
+                <w:t xml:space="preserve">Baamboozle — name 3</w:t>
+              </w:r>
+            </w:hyperlink>
           </w:p>
         </w:tc>
       </w:tr>
       <w:tr>
         <w:tc>
           <w:tcPr>
-            <w:tcW w:type="dxa" w:w="1417"/>
+            <w:tcW w:type="dxa" w:w="1474"/>
+            <w:shd w:val="clear" w:color="auto" w:fill="F3F7FC"/>
           </w:tcPr>
           <w:p>
             <w:pPr>
-              <w:spacing w:after="20"/>
+              <w:spacing w:after="40"/>
             </w:pPr>
             <w:r/>
             <w:r>
               <w:rPr>
                 <w:b/>
-                <w:sz w:val="18"/>
+                <w:color w:val="143A6B"/>
+                <w:sz w:val="20"/>
               </w:rPr>
-              <w:t>PlAN of the lesson CHECK</w:t>
+              <w:t>PLAN of the lesson CHECK</w:t>
             </w:r>
           </w:p>
         </w:tc>
         <w:tc>
           <w:tcPr>
-            <w:tcW w:type="dxa" w:w="1247"/>
+            <w:tcW w:type="dxa" w:w="1020"/>
           </w:tcPr>
           <w:p>
             <w:pPr>
-              <w:spacing w:after="20"/>
+              <w:spacing w:after="40"/>
+              <w:jc w:val="center"/>
             </w:pPr>
             <w:r/>
             <w:r>
               <w:rPr>
-                <w:b w:val="0"/>
-                <w:sz w:val="18"/>
+                <w:b/>
+                <w:color w:val="143A6B"/>
+                <w:sz w:val="20"/>
               </w:rPr>
             </w:r>
           </w:p>
         </w:tc>
         <w:tc>
           <w:tcPr>
-            <w:tcW w:type="dxa" w:w="7087"/>
+            <w:tcW w:type="dxa" w:w="7313"/>
           </w:tcPr>
           <w:p>
             <w:pPr>
-              <w:spacing w:after="20"/>
+              <w:spacing w:after="40"/>
             </w:pPr>
             <w:r/>
             <w:r>
               <w:rPr>
                 <w:b w:val="0"/>
-                <w:sz w:val="18"/>
+                <w:i w:val="0"/>
+                <w:color w:val="1F2937"/>
+                <w:sz w:val="19"/>
               </w:rPr>
               <w:t>Ask kids to remember the goals and ask whether you have completed everything (you can write it on the white board and ask students to tick).</w:t>
             </w:r>
@@ -1021,36 +1231,32 @@
         </w:tc>
         <w:tc>
           <w:tcPr>
-            <w:tcW w:type="dxa" w:w="4819"/>
+            <w:tcW w:type="dxa" w:w="4195"/>
           </w:tcPr>
           <w:p>
             <w:pPr>
-              <w:spacing w:after="20"/>
+              <w:spacing w:after="40"/>
             </w:pPr>
             <w:r/>
-            <w:r>
-              <w:rPr>
-                <w:b w:val="0"/>
-                <w:sz w:val="18"/>
-              </w:rPr>
-            </w:r>
           </w:p>
         </w:tc>
       </w:tr>
       <w:tr>
         <w:tc>
           <w:tcPr>
-            <w:tcW w:type="dxa" w:w="1417"/>
+            <w:tcW w:type="dxa" w:w="1474"/>
+            <w:shd w:val="clear" w:color="auto" w:fill="F3F7FC"/>
           </w:tcPr>
           <w:p>
             <w:pPr>
-              <w:spacing w:after="20"/>
+              <w:spacing w:after="40"/>
             </w:pPr>
             <w:r/>
             <w:r>
               <w:rPr>
                 <w:b/>
-                <w:sz w:val="18"/>
+                <w:color w:val="143A6B"/>
+                <w:sz w:val="20"/>
               </w:rPr>
               <w:t>Feedback\HW</w:t>
             </w:r>
@@ -1058,17 +1264,19 @@
         </w:tc>
         <w:tc>
           <w:tcPr>
-            <w:tcW w:type="dxa" w:w="1247"/>
+            <w:tcW w:type="dxa" w:w="1020"/>
           </w:tcPr>
           <w:p>
             <w:pPr>
-              <w:spacing w:after="20"/>
+              <w:spacing w:after="40"/>
+              <w:jc w:val="center"/>
             </w:pPr>
             <w:r/>
             <w:r>
               <w:rPr>
-                <w:b w:val="0"/>
-                <w:sz w:val="18"/>
+                <w:b/>
+                <w:color w:val="143A6B"/>
+                <w:sz w:val="20"/>
               </w:rPr>
               <w:t>5</w:t>
             </w:r>
@@ -1076,41 +1284,48 @@
         </w:tc>
         <w:tc>
           <w:tcPr>
-            <w:tcW w:type="dxa" w:w="7087"/>
+            <w:tcW w:type="dxa" w:w="7313"/>
           </w:tcPr>
           <w:p>
             <w:pPr>
-              <w:spacing w:after="20"/>
+              <w:spacing w:after="40"/>
             </w:pPr>
             <w:r/>
-            <w:r>
-              <w:rPr>
-                <w:b w:val="0"/>
-                <w:sz w:val="18"/>
-              </w:rPr>
-              <w:t>Class Dojo https://www.classdojo.com/</w:t>
-            </w:r>
+            <w:hyperlink r:id="rId12">
+              <w:r>
+                <w:rPr>
+                  <w:color w:val="1155CC"/>
+                  <w:sz w:val="19"/>
+                  <w:u w:val="single"/>
+                </w:rPr>
+                <w:t xml:space="preserve">Class Dojo</w:t>
+              </w:r>
+            </w:hyperlink>
           </w:p>
           <w:p>
             <w:pPr>
-              <w:spacing w:after="20"/>
+              <w:spacing w:after="40"/>
             </w:pPr>
             <w:r>
               <w:rPr>
                 <w:b w:val="0"/>
-                <w:sz w:val="18"/>
+                <w:i w:val="0"/>
+                <w:color w:val="1F2937"/>
+                <w:sz w:val="19"/>
               </w:rPr>
               <w:t>Give students feedback and give them start/points. ALWAYS tell them what that point is for - for hard work, for correct answers, for behavior, for homework. Tell what they need to improve.</w:t>
             </w:r>
           </w:p>
           <w:p>
             <w:pPr>
-              <w:spacing w:after="20"/>
+              <w:spacing w:after="40"/>
             </w:pPr>
             <w:r>
               <w:rPr>
                 <w:b w:val="0"/>
-                <w:sz w:val="18"/>
+                <w:i w:val="0"/>
+                <w:color w:val="1F2937"/>
+                <w:sz w:val="19"/>
               </w:rPr>
               <w:t>Ask students for the feedback: what activities they liked, what was easy or difficult. You may spend 1-2 mins for this and perform this in Russian</w:t>
             </w:r>
@@ -1118,16 +1333,18 @@
         </w:tc>
         <w:tc>
           <w:tcPr>
-            <w:tcW w:type="dxa" w:w="4819"/>
+            <w:tcW w:type="dxa" w:w="4195"/>
           </w:tcPr>
           <w:p>
             <w:pPr>
-              <w:spacing w:after="20"/>
+              <w:spacing w:after="40"/>
             </w:pPr>
             <w:r/>
             <w:r>
               <w:rPr>
                 <w:b w:val="0"/>
+                <w:i/>
+                <w:color w:val="5A6372"/>
                 <w:sz w:val="18"/>
               </w:rPr>
               <w:t>Ask to send a reaction</w:t>
@@ -1135,14 +1352,35 @@
           </w:p>
           <w:p>
             <w:pPr>
-              <w:spacing w:after="20"/>
+              <w:spacing w:after="40"/>
             </w:pPr>
             <w:r>
               <w:rPr>
                 <w:b w:val="0"/>
+                <w:i/>
+                <w:color w:val="5A6372"/>
                 <w:sz w:val="18"/>
               </w:rPr>
-              <w:t>Goodbye song https://www.youtube.com/watch?v=UQfvAlmr5g0 you can use the link or you can find the video "See You Later Alligator  Goodbye Songs" in the folder.</w:t>
+              <w:t xml:space="preserve">Goodbye song </w:t>
+            </w:r>
+            <w:hyperlink r:id="rId13">
+              <w:r>
+                <w:rPr>
+                  <w:color w:val="1155CC"/>
+                  <w:sz w:val="18"/>
+                  <w:u w:val="single"/>
+                </w:rPr>
+                <w:t xml:space="preserve">Goodbye song (YouTube)</w:t>
+              </w:r>
+            </w:hyperlink>
+            <w:r>
+              <w:rPr>
+                <w:b w:val="0"/>
+                <w:i/>
+                <w:color w:val="5A6372"/>
+                <w:sz w:val="18"/>
+              </w:rPr>
+              <w:t xml:space="preserve"> you can use the link or you can find the video "See You Later Alligator  Goodbye Songs" in the folder.</w:t>
             </w:r>
           </w:p>
         </w:tc>
